--- a/doc/discussion.docx
+++ b/doc/discussion.docx
@@ -2,19 +2,18 @@
 <file path=word/document.xml><?xml version="1.0" encoding="utf-8"?>
 <w:document xmlns:w="http://schemas.openxmlformats.org/wordprocessingml/2006/main" xmlns:m="http://schemas.openxmlformats.org/officeDocument/2006/math" xmlns:r="http://schemas.openxmlformats.org/officeDocument/2006/relationships" xmlns:o="urn:schemas-microsoft-com:office:office" xmlns:v="urn:schemas-microsoft-com:vml" xmlns:w10="urn:schemas-microsoft-com:office:word" xmlns:a="http://schemas.openxmlformats.org/drawingml/2006/main" xmlns:pic="http://schemas.openxmlformats.org/drawingml/2006/picture" xmlns:wp="http://schemas.openxmlformats.org/drawingml/2006/wordprocessingDrawing">
   <w:body>
-    <w:bookmarkStart w:id="21" w:name="discussion"/>
     <w:p>
       <w:pPr>
-        <w:pStyle w:val="Heading1"/>
+        <w:pStyle w:val="Title"/>
       </w:pPr>
       <w:r>
         <w:t xml:space="preserve">Discussion</w:t>
       </w:r>
     </w:p>
-    <w:bookmarkStart w:id="20" w:name="X63922ed33e4194e3d8ded0d4582166f42309171"/>
+    <w:bookmarkStart w:id="9" w:name="X63922ed33e4194e3d8ded0d4582166f42309171"/>
     <w:p>
       <w:pPr>
-        <w:pStyle w:val="Heading2"/>
+        <w:pStyle w:val="Heading1"/>
       </w:pPr>
       <w:r>
         <w:t xml:space="preserve">Why the phylogenetic adjustment improves prediction</w:t>
@@ -25,7 +24,7 @@
         <w:pStyle w:val="FirstParagraph"/>
       </w:pPr>
       <w:r>
-        <w:t xml:space="preserve">PIP has lower RMSE than LM for all three targets, and in each case the gain comes from reduced residual variance. For climate, PIP carries slightly more mean bias than LM site (Peppe) but substantially less site-to-site variability in prediction errors, and the net effect is lower RMSE. This pattern is consistent with regularization (a small bias increase traded for a larger variance reduction). But, the LMA result shows the improvement is not just the result of regularization. For LMA, bias is similar across all three models and PIP reduces residual variance without any bias cost, which suggests the adjustment is recovering genuine predictive signal rather than simply shrinking predictions toward the mean.</w:t>
+        <w:t xml:space="preserve">PIP impute has lower cross-validated error than the practical LM site sp+zero impute baseline for MAT (3.414 versus 4.217 °C) and ln(MAP) (0.525 versus 0.672). This comparison changes both phylogenetic treatment and fitting/aggregation level. Comparing PIP with PGLS, which shares its fitted coefficients, isolates the prediction-time correction. Fixed published DiLP coefficients provide an in-sample reference, with MAT and ln(MAP) errors of 3.791 and 0.554; those scores are not directly comparable to held-out-site cross-validation.</w:t>
       </w:r>
     </w:p>
     <w:p>
@@ -33,7 +32,7 @@
         <w:pStyle w:val="BodyText"/>
       </w:pPr>
       <w:r>
-        <w:t xml:space="preserve">Even after accounting for measurable leaf morphology, related species tend to depart from the trait-based prediction in the same direction. These shared departures reflect variation in traits that are phylogenetically conserved but not measurable from fossil specimens. Leaf habit could be one example. Evergreen versus deciduous status is among the strongest predictors of both LMA and local climate but cannot be determined from fossil material, so its signal persists in the residuals of any trait-based model. The adjustment term</w:t>
+        <w:t xml:space="preserve">Even after accounting for measurable leaf morphology, related species tend to depart from the trait-based prediction in the same direction. These shared departures may reflect variation in traits that are phylogenetically conserved but not measurable from fossil specimens. Leaf habit could be one example. Evergreen versus deciduous status is among the strongest predictors of both LMA and local climate but cannot be determined from fossil material, so its signal persists in the residuals of any trait-based model. The adjustment term</w:t>
       </w:r>
       <w:r>
         <w:t xml:space="preserve"> </w:t>
@@ -119,7 +118,7 @@
         <w:t xml:space="preserve"> </w:t>
       </w:r>
       <w:r>
-        <w:t xml:space="preserve">alone at prediction time, discarding the information contained in the training residuals. PIP retains and applies it through the correction term. For both climate targets, PGLS has higher RMSE than the non-phylogenetic LM, which shows that correcting for phylogenetic structure in estimation alone is not sufficient. The improvement comes from using evolutionary relationships to borrow residual signal at the moment of prediction.</w:t>
+        <w:t xml:space="preserve">alone at prediction time, discarding the information contained in the training residuals. PIP retains and applies it through the correction term. For both climate targets, PGLS has higher RMSE than the best site-level LM, which shows that correcting for phylogenetic structure in estimation alone is not sufficient. The improvement comes from using evolutionary relationships to borrow residual signal at the moment of prediction.</w:t>
       </w:r>
     </w:p>
     <w:p>
@@ -127,15 +126,34 @@
         <w:pStyle w:val="BodyText"/>
       </w:pPr>
       <w:r>
-        <w:t xml:space="preserve">One additional benefit of the PIP model is that the adjustment is indexed by a species’ position on the phylogeny, not by the number of specimens measured from it. This matters for fossil reconstruction. A fossil species identified to genus and placed near extant relatives with consistent residuals receives a correction regardless of specimen count. The benefit is largest where it is most needed: sparse collections, incomplete taxonomy, and small numbers of species per site. Fossils known only to family or order are placed at a higher-level MRCA and receive a weaker, more diffuse adjustment. Where placement is too coarse to resolve phylogenetic signal, the adjustment shrinks toward zero and PIP reduces to PGLS. In those cases, an LM model would provide the best prediction.</w:t>
+        <w:t xml:space="preserve">For fossil reconstruction, each occurrence is placed at its own site age under a genus → family → order fallback. The primary analysis uses formal taxonomic ranks only; quoted ranks are explored separately as a sensitivity analysis. Coarser placement can yield a weaker or more diffuse adjustment, so uncertainty should be reported with taxonomic resolution and the number of contributing occurrences rather than inferred from a point estimate alone.</w:t>
       </w:r>
     </w:p>
-    <w:bookmarkEnd w:id="20"/>
-    <w:bookmarkEnd w:id="21"/>
+    <w:bookmarkEnd w:id="9"/>
+    <w:bookmarkStart w:id="10" w:name="averaging-and-taxonomic-limitations"/>
+    <w:p>
+      <w:pPr>
+        <w:pStyle w:val="Heading1"/>
+      </w:pPr>
+      <w:r>
+        <w:t xml:space="preserve">Averaging and taxonomic limitations</w:t>
+      </w:r>
+    </w:p>
+    <w:p>
+      <w:pPr>
+        <w:pStyle w:val="FirstParagraph"/>
+      </w:pPr>
+      <w:r>
+        <w:t xml:space="preserve">The calibration averages extant traits across sites within each operational taxon label. It therefore omits within-species trait–climate variation during fitting, even though primary fossil predictions preserve site-specific trait measurements and occurrence ages. This is a limitation of the current implementation rather than a requirement of phylogenetic modelling. Unnamed records are sometimes pooled under genus-only labels; their biological identity requires review before treating all operational labels as verified species. The cross-validation benchmark also permits the same extant taxon at training and held-out sites and therefore does not reproduce the uncertainty of placing extinct fossils.</w:t>
+      </w:r>
+    </w:p>
+    <w:bookmarkEnd w:id="10"/>
     <w:sectPr>
       <w:footnotePr>
         <w:numRestart w:val="eachSect"/>
       </w:footnotePr>
+      <w:pgSz w:w="12240" w:h="15840"/>
+      <w:pgMar w:top="1080" w:bottom="1080" w:left="1440" w:right="1440"/>
     </w:sectPr>
   </w:body>
 </w:document>
@@ -253,10 +271,10 @@
   <w:docDefaults>
     <w:rPrDefault>
       <w:rPr>
-        <w:rFonts w:asciiTheme="minorHAnsi" w:cstheme="minorBidi" w:eastAsiaTheme="minorHAnsi" w:hAnsiTheme="minorHAnsi"/>
+        <w:rFonts w:asciiTheme="minorHAnsi" w:cstheme="minorBidi" w:eastAsiaTheme="minorEastAsia" w:hAnsiTheme="minorHAnsi"/>
         <w:sz w:val="24"/>
         <w:szCs w:val="24"/>
-        <w:lang w:bidi="ar-SA" w:eastAsia="en-US" w:val="en-US"/>
+        <w:lang w:bidi="ar-SA" w:eastAsia="zh-CN" w:val="en-US"/>
       </w:rPr>
     </w:rPrDefault>
     <w:pPrDefault>
@@ -269,6 +287,14 @@
   <w:style w:default="1" w:styleId="Normal" w:type="paragraph">
     <w:name w:val="Normal"/>
     <w:qFormat/>
+    <w:pPr>
+      <w:spacing w:after="140" w:line="252" w:lineRule="auto"/>
+    </w:pPr>
+    <w:rPr>
+      <w:rFonts w:ascii="Cambria" w:hAnsi="Cambria"/>
+      <w:color w:val="000000"/>
+      <w:sz w:val="22"/>
+    </w:rPr>
   </w:style>
   <w:style w:styleId="BodyText" w:type="paragraph">
     <w:name w:val="Body Text"/>
@@ -278,12 +304,20 @@
     <w:pPr>
       <w:spacing w:after="180" w:before="180"/>
     </w:pPr>
+    <w:rPr>
+      <w:rFonts w:ascii="Cambria" w:hAnsi="Cambria"/>
+      <w:color w:val="000000"/>
+    </w:rPr>
   </w:style>
   <w:style w:customStyle="1" w:styleId="FirstParagraph" w:type="paragraph">
     <w:name w:val="First Paragraph"/>
     <w:basedOn w:val="BodyText"/>
     <w:next w:val="BodyText"/>
     <w:qFormat/>
+    <w:rPr>
+      <w:rFonts w:ascii="Cambria" w:hAnsi="Cambria"/>
+      <w:color w:val="000000"/>
+    </w:rPr>
   </w:style>
   <w:style w:customStyle="1" w:styleId="Compact" w:type="paragraph">
     <w:name w:val="Compact"/>
@@ -292,6 +326,10 @@
     <w:pPr>
       <w:spacing w:after="36" w:before="36"/>
     </w:pPr>
+    <w:rPr>
+      <w:rFonts w:ascii="Cambria" w:hAnsi="Cambria"/>
+      <w:color w:val="000000"/>
+    </w:rPr>
   </w:style>
   <w:style w:styleId="Title" w:type="paragraph">
     <w:name w:val="Title"/>
@@ -302,15 +340,14 @@
     <w:qFormat/>
     <w:rsid w:val="00A10FD9"/>
     <w:pPr>
-      <w:spacing w:after="80" w:line="240" w:lineRule="auto"/>
+      <w:spacing w:after="240" w:line="240" w:lineRule="auto"/>
       <w:contextualSpacing/>
       <w:jc w:val="center"/>
     </w:pPr>
     <w:rPr>
-      <w:rFonts w:asciiTheme="majorHAnsi" w:cstheme="majorBidi" w:eastAsiaTheme="majorEastAsia" w:hAnsiTheme="majorHAnsi"/>
-      <w:spacing w:val="-10"/>
-      <w:kern w:val="28"/>
-      <w:sz w:val="56"/>
+      <w:rFonts w:asciiTheme="majorHAnsi" w:cstheme="majorBidi" w:eastAsiaTheme="majorEastAsia" w:hAnsiTheme="majorHAnsi" w:ascii="Cambria" w:hAnsi="Cambria"/>
+      <w:color w:val="000000"/>
+      <w:sz w:val="42"/>
       <w:szCs w:val="56"/>
     </w:rPr>
   </w:style>
@@ -322,8 +359,6 @@
     <w:rsid w:val="00A10FD9"/>
     <w:rPr>
       <w:rFonts w:asciiTheme="majorHAnsi" w:cstheme="majorBidi" w:eastAsiaTheme="majorEastAsia" w:hAnsiTheme="majorHAnsi"/>
-      <w:spacing w:val="-10"/>
-      <w:kern w:val="28"/>
       <w:sz w:val="56"/>
       <w:szCs w:val="56"/>
     </w:rPr>
@@ -342,7 +377,8 @@
       </w:numPr>
     </w:pPr>
     <w:rPr>
-      <w:rFonts w:cstheme="majorBidi" w:eastAsiaTheme="majorEastAsia"/>
+      <w:rFonts w:cstheme="majorBidi" w:eastAsiaTheme="majorEastAsia" w:ascii="Cambria" w:hAnsi="Cambria"/>
+      <w:color w:val="000000"/>
       <w:spacing w:val="15"/>
       <w:sz w:val="28"/>
       <w:szCs w:val="28"/>
@@ -364,23 +400,35 @@
   </w:style>
   <w:style w:customStyle="1" w:styleId="Author" w:type="paragraph">
     <w:name w:val="Author"/>
+    <w:basedOn w:val="Title"/>
     <w:next w:val="BodyText"/>
     <w:qFormat/>
     <w:pPr>
       <w:keepNext/>
       <w:keepLines/>
-      <w:jc w:val="center"/>
-    </w:pPr>
+    </w:pPr>
+    <w:rPr>
+      <w:rFonts w:ascii="Cambria" w:hAnsi="Cambria"/>
+      <w:color w:val="000000"/>
+      <w:sz w:val="24"/>
+      <w:szCs w:val="24"/>
+    </w:rPr>
   </w:style>
   <w:style w:styleId="Date" w:type="paragraph">
     <w:name w:val="Date"/>
+    <w:basedOn w:val="Title"/>
     <w:next w:val="BodyText"/>
     <w:qFormat/>
     <w:pPr>
       <w:keepNext/>
       <w:keepLines/>
-      <w:jc w:val="center"/>
-    </w:pPr>
+    </w:pPr>
+    <w:rPr>
+      <w:rFonts w:ascii="Cambria" w:hAnsi="Cambria"/>
+      <w:color w:val="000000"/>
+      <w:sz w:val="24"/>
+      <w:szCs w:val="24"/>
+    </w:rPr>
   </w:style>
   <w:style w:customStyle="1" w:styleId="AbstractTitle" w:type="paragraph">
     <w:name w:val="Abstract Title"/>
@@ -394,7 +442,9 @@
       <w:jc w:val="center"/>
     </w:pPr>
     <w:rPr>
+      <w:rFonts w:ascii="Cambria" w:hAnsi="Cambria"/>
       <w:b/>
+      <w:color w:val="000000"/>
       <w:sz w:val="20"/>
       <w:szCs w:val="20"/>
     </w:rPr>
@@ -410,6 +460,8 @@
       <w:spacing w:after="300" w:before="100"/>
     </w:pPr>
     <w:rPr>
+      <w:rFonts w:ascii="Cambria" w:hAnsi="Cambria"/>
+      <w:color w:val="000000"/>
       <w:sz w:val="20"/>
       <w:szCs w:val="20"/>
     </w:rPr>
@@ -420,7 +472,10 @@
     <w:next w:val="Bibliography"/>
     <w:qFormat/>
     <w:pPr/>
-    <w:rPr/>
+    <w:rPr>
+      <w:rFonts w:ascii="Cambria" w:hAnsi="Cambria"/>
+      <w:color w:val="000000"/>
+    </w:rPr>
   </w:style>
   <w:style w:styleId="Heading1" w:type="paragraph">
     <w:name w:val="heading 1"/>
@@ -433,9 +488,200 @@
     <w:pPr>
       <w:keepNext/>
       <w:keepLines/>
-      <w:spacing w:after="80" w:before="360"/>
+      <w:spacing w:after="100" w:before="240"/>
       <w:outlineLvl w:val="0"/>
     </w:pPr>
+    <w:rPr>
+      <w:rFonts w:asciiTheme="majorHAnsi" w:cstheme="majorBidi" w:eastAsiaTheme="majorEastAsia" w:hAnsiTheme="majorHAnsi" w:ascii="Cambria" w:hAnsi="Cambria"/>
+      <w:color w:val="000000"/>
+      <w:sz w:val="30"/>
+      <w:szCs w:val="40"/>
+    </w:rPr>
+  </w:style>
+  <w:style w:styleId="Heading2" w:type="paragraph">
+    <w:name w:val="heading 2"/>
+    <w:basedOn w:val="Normal"/>
+    <w:next w:val="BodyText"/>
+    <w:link w:val="Heading2Char"/>
+    <w:uiPriority w:val="9"/>
+    <w:semiHidden/>
+    <w:unhideWhenUsed/>
+    <w:qFormat/>
+    <w:rsid w:val="00A10FD9"/>
+    <w:pPr>
+      <w:keepNext/>
+      <w:keepLines/>
+      <w:spacing w:after="100" w:before="240"/>
+      <w:outlineLvl w:val="1"/>
+    </w:pPr>
+    <w:rPr>
+      <w:rFonts w:asciiTheme="majorHAnsi" w:cstheme="majorBidi" w:eastAsiaTheme="majorEastAsia" w:hAnsiTheme="majorHAnsi" w:ascii="Cambria" w:hAnsi="Cambria"/>
+      <w:color w:val="000000"/>
+      <w:sz w:val="25"/>
+      <w:szCs w:val="32"/>
+    </w:rPr>
+  </w:style>
+  <w:style w:styleId="Heading3" w:type="paragraph">
+    <w:name w:val="heading 3"/>
+    <w:basedOn w:val="Normal"/>
+    <w:next w:val="BodyText"/>
+    <w:link w:val="Heading3Char"/>
+    <w:uiPriority w:val="9"/>
+    <w:semiHidden/>
+    <w:unhideWhenUsed/>
+    <w:qFormat/>
+    <w:rsid w:val="00A10FD9"/>
+    <w:pPr>
+      <w:keepNext/>
+      <w:keepLines/>
+      <w:spacing w:after="100" w:before="240"/>
+      <w:outlineLvl w:val="2"/>
+    </w:pPr>
+    <w:rPr>
+      <w:rFonts w:cstheme="majorBidi" w:eastAsiaTheme="majorEastAsia" w:ascii="Cambria" w:hAnsi="Cambria"/>
+      <w:color w:val="000000"/>
+      <w:sz w:val="22"/>
+      <w:szCs w:val="28"/>
+    </w:rPr>
+  </w:style>
+  <w:style w:styleId="Heading4" w:type="paragraph">
+    <w:name w:val="heading 4"/>
+    <w:basedOn w:val="Normal"/>
+    <w:next w:val="BodyText"/>
+    <w:link w:val="Heading4Char"/>
+    <w:uiPriority w:val="9"/>
+    <w:semiHidden/>
+    <w:unhideWhenUsed/>
+    <w:qFormat/>
+    <w:rsid w:val="00A10FD9"/>
+    <w:pPr>
+      <w:keepNext/>
+      <w:keepLines/>
+      <w:spacing w:after="40" w:before="80"/>
+      <w:outlineLvl w:val="3"/>
+    </w:pPr>
+    <w:rPr>
+      <w:rFonts w:cstheme="majorBidi" w:eastAsiaTheme="majorEastAsia" w:ascii="Cambria" w:hAnsi="Cambria"/>
+      <w:i/>
+      <w:iCs/>
+      <w:color w:val="000000"/>
+    </w:rPr>
+  </w:style>
+  <w:style w:styleId="Heading5" w:type="paragraph">
+    <w:name w:val="heading 5"/>
+    <w:basedOn w:val="Normal"/>
+    <w:next w:val="BodyText"/>
+    <w:link w:val="Heading5Char"/>
+    <w:uiPriority w:val="9"/>
+    <w:semiHidden/>
+    <w:unhideWhenUsed/>
+    <w:qFormat/>
+    <w:rsid w:val="00A10FD9"/>
+    <w:pPr>
+      <w:keepNext/>
+      <w:keepLines/>
+      <w:spacing w:after="40" w:before="80"/>
+      <w:outlineLvl w:val="4"/>
+    </w:pPr>
+    <w:rPr>
+      <w:rFonts w:cstheme="majorBidi" w:eastAsiaTheme="majorEastAsia" w:ascii="Cambria" w:hAnsi="Cambria"/>
+      <w:color w:val="000000"/>
+    </w:rPr>
+  </w:style>
+  <w:style w:styleId="Heading6" w:type="paragraph">
+    <w:name w:val="heading 6"/>
+    <w:basedOn w:val="Normal"/>
+    <w:next w:val="BodyText"/>
+    <w:link w:val="Heading6Char"/>
+    <w:uiPriority w:val="9"/>
+    <w:semiHidden/>
+    <w:unhideWhenUsed/>
+    <w:qFormat/>
+    <w:rsid w:val="00A10FD9"/>
+    <w:pPr>
+      <w:keepNext/>
+      <w:keepLines/>
+      <w:spacing w:after="0" w:before="40"/>
+      <w:outlineLvl w:val="5"/>
+    </w:pPr>
+    <w:rPr>
+      <w:rFonts w:cstheme="majorBidi" w:eastAsiaTheme="majorEastAsia" w:ascii="Cambria" w:hAnsi="Cambria"/>
+      <w:i/>
+      <w:iCs/>
+      <w:color w:val="000000"/>
+    </w:rPr>
+  </w:style>
+  <w:style w:styleId="Heading7" w:type="paragraph">
+    <w:name w:val="heading 7"/>
+    <w:basedOn w:val="Normal"/>
+    <w:next w:val="BodyText"/>
+    <w:link w:val="Heading7Char"/>
+    <w:uiPriority w:val="9"/>
+    <w:semiHidden/>
+    <w:unhideWhenUsed/>
+    <w:qFormat/>
+    <w:rsid w:val="00A10FD9"/>
+    <w:pPr>
+      <w:keepNext/>
+      <w:keepLines/>
+      <w:spacing w:after="0" w:before="40"/>
+      <w:outlineLvl w:val="6"/>
+    </w:pPr>
+    <w:rPr>
+      <w:rFonts w:cstheme="majorBidi" w:eastAsiaTheme="majorEastAsia" w:ascii="Cambria" w:hAnsi="Cambria"/>
+      <w:color w:val="000000"/>
+    </w:rPr>
+  </w:style>
+  <w:style w:styleId="Heading8" w:type="paragraph">
+    <w:name w:val="heading 8"/>
+    <w:basedOn w:val="Normal"/>
+    <w:next w:val="BodyText"/>
+    <w:link w:val="Heading8Char"/>
+    <w:uiPriority w:val="9"/>
+    <w:semiHidden/>
+    <w:unhideWhenUsed/>
+    <w:qFormat/>
+    <w:rsid w:val="00A10FD9"/>
+    <w:pPr>
+      <w:keepNext/>
+      <w:keepLines/>
+      <w:spacing w:after="0"/>
+      <w:outlineLvl w:val="7"/>
+    </w:pPr>
+    <w:rPr>
+      <w:rFonts w:cstheme="majorBidi" w:eastAsiaTheme="majorEastAsia" w:ascii="Cambria" w:hAnsi="Cambria"/>
+      <w:i/>
+      <w:iCs/>
+      <w:color w:val="000000"/>
+    </w:rPr>
+  </w:style>
+  <w:style w:styleId="Heading9" w:type="paragraph">
+    <w:name w:val="heading 9"/>
+    <w:basedOn w:val="Normal"/>
+    <w:next w:val="BodyText"/>
+    <w:link w:val="Heading9Char"/>
+    <w:uiPriority w:val="9"/>
+    <w:semiHidden/>
+    <w:unhideWhenUsed/>
+    <w:qFormat/>
+    <w:rsid w:val="00A10FD9"/>
+    <w:pPr>
+      <w:keepNext/>
+      <w:keepLines/>
+      <w:spacing w:after="0"/>
+      <w:outlineLvl w:val="8"/>
+    </w:pPr>
+    <w:rPr>
+      <w:rFonts w:cstheme="majorBidi" w:eastAsiaTheme="majorEastAsia" w:ascii="Cambria" w:hAnsi="Cambria"/>
+      <w:color w:val="000000"/>
+    </w:rPr>
+  </w:style>
+  <w:style w:customStyle="1" w:styleId="Heading1Char" w:type="character">
+    <w:name w:val="Heading 1 Char"/>
+    <w:basedOn w:val="DefaultParagraphFont"/>
+    <w:link w:val="Heading1"/>
+    <w:uiPriority w:val="9"/>
+    <w:rsid w:val="00A10FD9"/>
     <w:rPr>
       <w:rFonts w:asciiTheme="majorHAnsi" w:cstheme="majorBidi" w:eastAsiaTheme="majorEastAsia" w:hAnsiTheme="majorHAnsi"/>
       <w:color w:themeColor="accent1" w:themeShade="BF" w:val="0F4761"/>
@@ -443,22 +689,13 @@
       <w:szCs w:val="40"/>
     </w:rPr>
   </w:style>
-  <w:style w:styleId="Heading2" w:type="paragraph">
-    <w:name w:val="heading 2"/>
-    <w:basedOn w:val="Normal"/>
-    <w:next w:val="BodyText"/>
-    <w:link w:val="Heading2Char"/>
-    <w:uiPriority w:val="9"/>
-    <w:semiHidden/>
-    <w:unhideWhenUsed/>
-    <w:qFormat/>
-    <w:rsid w:val="00A10FD9"/>
-    <w:pPr>
-      <w:keepNext/>
-      <w:keepLines/>
-      <w:spacing w:after="80" w:before="160"/>
-      <w:outlineLvl w:val="1"/>
-    </w:pPr>
+  <w:style w:customStyle="1" w:styleId="Heading2Char" w:type="character">
+    <w:name w:val="Heading 2 Char"/>
+    <w:basedOn w:val="DefaultParagraphFont"/>
+    <w:link w:val="Heading2"/>
+    <w:uiPriority w:val="9"/>
+    <w:semiHidden/>
+    <w:rsid w:val="00A10FD9"/>
     <w:rPr>
       <w:rFonts w:asciiTheme="majorHAnsi" w:cstheme="majorBidi" w:eastAsiaTheme="majorEastAsia" w:hAnsiTheme="majorHAnsi"/>
       <w:color w:themeColor="accent1" w:themeShade="BF" w:val="0F4761"/>
@@ -466,22 +703,13 @@
       <w:szCs w:val="32"/>
     </w:rPr>
   </w:style>
-  <w:style w:styleId="Heading3" w:type="paragraph">
-    <w:name w:val="heading 3"/>
-    <w:basedOn w:val="Normal"/>
-    <w:next w:val="BodyText"/>
-    <w:link w:val="Heading3Char"/>
-    <w:uiPriority w:val="9"/>
-    <w:semiHidden/>
-    <w:unhideWhenUsed/>
-    <w:qFormat/>
-    <w:rsid w:val="00A10FD9"/>
-    <w:pPr>
-      <w:keepNext/>
-      <w:keepLines/>
-      <w:spacing w:after="80" w:before="160"/>
-      <w:outlineLvl w:val="2"/>
-    </w:pPr>
+  <w:style w:customStyle="1" w:styleId="Heading3Char" w:type="character">
+    <w:name w:val="Heading 3 Char"/>
+    <w:basedOn w:val="DefaultParagraphFont"/>
+    <w:link w:val="Heading3"/>
+    <w:uiPriority w:val="9"/>
+    <w:semiHidden/>
+    <w:rsid w:val="00A10FD9"/>
     <w:rPr>
       <w:rFonts w:cstheme="majorBidi" w:eastAsiaTheme="majorEastAsia"/>
       <w:color w:themeColor="accent1" w:themeShade="BF" w:val="0F4761"/>
@@ -489,22 +717,13 @@
       <w:szCs w:val="28"/>
     </w:rPr>
   </w:style>
-  <w:style w:styleId="Heading4" w:type="paragraph">
-    <w:name w:val="heading 4"/>
-    <w:basedOn w:val="Normal"/>
-    <w:next w:val="BodyText"/>
-    <w:link w:val="Heading4Char"/>
-    <w:uiPriority w:val="9"/>
-    <w:semiHidden/>
-    <w:unhideWhenUsed/>
-    <w:qFormat/>
-    <w:rsid w:val="00A10FD9"/>
-    <w:pPr>
-      <w:keepNext/>
-      <w:keepLines/>
-      <w:spacing w:after="40" w:before="80"/>
-      <w:outlineLvl w:val="3"/>
-    </w:pPr>
+  <w:style w:customStyle="1" w:styleId="Heading4Char" w:type="character">
+    <w:name w:val="Heading 4 Char"/>
+    <w:basedOn w:val="DefaultParagraphFont"/>
+    <w:link w:val="Heading4"/>
+    <w:uiPriority w:val="9"/>
+    <w:semiHidden/>
+    <w:rsid w:val="00A10FD9"/>
     <w:rPr>
       <w:rFonts w:cstheme="majorBidi" w:eastAsiaTheme="majorEastAsia"/>
       <w:i/>
@@ -512,43 +731,25 @@
       <w:color w:themeColor="accent1" w:themeShade="BF" w:val="0F4761"/>
     </w:rPr>
   </w:style>
-  <w:style w:styleId="Heading5" w:type="paragraph">
-    <w:name w:val="heading 5"/>
-    <w:basedOn w:val="Normal"/>
-    <w:next w:val="BodyText"/>
-    <w:link w:val="Heading5Char"/>
-    <w:uiPriority w:val="9"/>
-    <w:semiHidden/>
-    <w:unhideWhenUsed/>
-    <w:qFormat/>
-    <w:rsid w:val="00A10FD9"/>
-    <w:pPr>
-      <w:keepNext/>
-      <w:keepLines/>
-      <w:spacing w:after="40" w:before="80"/>
-      <w:outlineLvl w:val="4"/>
-    </w:pPr>
+  <w:style w:customStyle="1" w:styleId="Heading5Char" w:type="character">
+    <w:name w:val="Heading 5 Char"/>
+    <w:basedOn w:val="DefaultParagraphFont"/>
+    <w:link w:val="Heading5"/>
+    <w:uiPriority w:val="9"/>
+    <w:semiHidden/>
+    <w:rsid w:val="00A10FD9"/>
     <w:rPr>
       <w:rFonts w:cstheme="majorBidi" w:eastAsiaTheme="majorEastAsia"/>
       <w:color w:themeColor="accent1" w:themeShade="BF" w:val="0F4761"/>
     </w:rPr>
   </w:style>
-  <w:style w:styleId="Heading6" w:type="paragraph">
-    <w:name w:val="heading 6"/>
-    <w:basedOn w:val="Normal"/>
-    <w:next w:val="BodyText"/>
-    <w:link w:val="Heading6Char"/>
-    <w:uiPriority w:val="9"/>
-    <w:semiHidden/>
-    <w:unhideWhenUsed/>
-    <w:qFormat/>
-    <w:rsid w:val="00A10FD9"/>
-    <w:pPr>
-      <w:keepNext/>
-      <w:keepLines/>
-      <w:spacing w:after="0" w:before="40"/>
-      <w:outlineLvl w:val="5"/>
-    </w:pPr>
+  <w:style w:customStyle="1" w:styleId="Heading6Char" w:type="character">
+    <w:name w:val="Heading 6 Char"/>
+    <w:basedOn w:val="DefaultParagraphFont"/>
+    <w:link w:val="Heading6"/>
+    <w:uiPriority w:val="9"/>
+    <w:semiHidden/>
+    <w:rsid w:val="00A10FD9"/>
     <w:rPr>
       <w:rFonts w:cstheme="majorBidi" w:eastAsiaTheme="majorEastAsia"/>
       <w:i/>
@@ -556,43 +757,25 @@
       <w:color w:themeColor="text1" w:themeTint="A6" w:val="595959"/>
     </w:rPr>
   </w:style>
-  <w:style w:styleId="Heading7" w:type="paragraph">
-    <w:name w:val="heading 7"/>
-    <w:basedOn w:val="Normal"/>
-    <w:next w:val="BodyText"/>
-    <w:link w:val="Heading7Char"/>
-    <w:uiPriority w:val="9"/>
-    <w:semiHidden/>
-    <w:unhideWhenUsed/>
-    <w:qFormat/>
-    <w:rsid w:val="00A10FD9"/>
-    <w:pPr>
-      <w:keepNext/>
-      <w:keepLines/>
-      <w:spacing w:after="0" w:before="40"/>
-      <w:outlineLvl w:val="6"/>
-    </w:pPr>
+  <w:style w:customStyle="1" w:styleId="Heading7Char" w:type="character">
+    <w:name w:val="Heading 7 Char"/>
+    <w:basedOn w:val="DefaultParagraphFont"/>
+    <w:link w:val="Heading7"/>
+    <w:uiPriority w:val="9"/>
+    <w:semiHidden/>
+    <w:rsid w:val="00A10FD9"/>
     <w:rPr>
       <w:rFonts w:cstheme="majorBidi" w:eastAsiaTheme="majorEastAsia"/>
       <w:color w:themeColor="text1" w:themeTint="A6" w:val="595959"/>
     </w:rPr>
   </w:style>
-  <w:style w:styleId="Heading8" w:type="paragraph">
-    <w:name w:val="heading 8"/>
-    <w:basedOn w:val="Normal"/>
-    <w:next w:val="BodyText"/>
-    <w:link w:val="Heading8Char"/>
-    <w:uiPriority w:val="9"/>
-    <w:semiHidden/>
-    <w:unhideWhenUsed/>
-    <w:qFormat/>
-    <w:rsid w:val="00A10FD9"/>
-    <w:pPr>
-      <w:keepNext/>
-      <w:keepLines/>
-      <w:spacing w:after="0"/>
-      <w:outlineLvl w:val="7"/>
-    </w:pPr>
+  <w:style w:customStyle="1" w:styleId="Heading8Char" w:type="character">
+    <w:name w:val="Heading 8 Char"/>
+    <w:basedOn w:val="DefaultParagraphFont"/>
+    <w:link w:val="Heading8"/>
+    <w:uiPriority w:val="9"/>
+    <w:semiHidden/>
+    <w:rsid w:val="00A10FD9"/>
     <w:rPr>
       <w:rFonts w:cstheme="majorBidi" w:eastAsiaTheme="majorEastAsia"/>
       <w:i/>
@@ -600,134 +783,6 @@
       <w:color w:themeColor="text1" w:themeTint="D8" w:val="272727"/>
     </w:rPr>
   </w:style>
-  <w:style w:styleId="Heading9" w:type="paragraph">
-    <w:name w:val="heading 9"/>
-    <w:basedOn w:val="Normal"/>
-    <w:next w:val="BodyText"/>
-    <w:link w:val="Heading9Char"/>
-    <w:uiPriority w:val="9"/>
-    <w:semiHidden/>
-    <w:unhideWhenUsed/>
-    <w:qFormat/>
-    <w:rsid w:val="00A10FD9"/>
-    <w:pPr>
-      <w:keepNext/>
-      <w:keepLines/>
-      <w:spacing w:after="0"/>
-      <w:outlineLvl w:val="8"/>
-    </w:pPr>
-    <w:rPr>
-      <w:rFonts w:cstheme="majorBidi" w:eastAsiaTheme="majorEastAsia"/>
-      <w:color w:themeColor="text1" w:themeTint="D8" w:val="272727"/>
-    </w:rPr>
-  </w:style>
-  <w:style w:customStyle="1" w:styleId="Heading1Char" w:type="character">
-    <w:name w:val="Heading 1 Char"/>
-    <w:basedOn w:val="DefaultParagraphFont"/>
-    <w:link w:val="Heading1"/>
-    <w:uiPriority w:val="9"/>
-    <w:rsid w:val="00A10FD9"/>
-    <w:rPr>
-      <w:rFonts w:asciiTheme="majorHAnsi" w:cstheme="majorBidi" w:eastAsiaTheme="majorEastAsia" w:hAnsiTheme="majorHAnsi"/>
-      <w:color w:themeColor="accent1" w:themeShade="BF" w:val="0F4761"/>
-      <w:sz w:val="40"/>
-      <w:szCs w:val="40"/>
-    </w:rPr>
-  </w:style>
-  <w:style w:customStyle="1" w:styleId="Heading2Char" w:type="character">
-    <w:name w:val="Heading 2 Char"/>
-    <w:basedOn w:val="DefaultParagraphFont"/>
-    <w:link w:val="Heading2"/>
-    <w:uiPriority w:val="9"/>
-    <w:semiHidden/>
-    <w:rsid w:val="00A10FD9"/>
-    <w:rPr>
-      <w:rFonts w:asciiTheme="majorHAnsi" w:cstheme="majorBidi" w:eastAsiaTheme="majorEastAsia" w:hAnsiTheme="majorHAnsi"/>
-      <w:color w:themeColor="accent1" w:themeShade="BF" w:val="0F4761"/>
-      <w:sz w:val="32"/>
-      <w:szCs w:val="32"/>
-    </w:rPr>
-  </w:style>
-  <w:style w:customStyle="1" w:styleId="Heading3Char" w:type="character">
-    <w:name w:val="Heading 3 Char"/>
-    <w:basedOn w:val="DefaultParagraphFont"/>
-    <w:link w:val="Heading3"/>
-    <w:uiPriority w:val="9"/>
-    <w:semiHidden/>
-    <w:rsid w:val="00A10FD9"/>
-    <w:rPr>
-      <w:rFonts w:cstheme="majorBidi" w:eastAsiaTheme="majorEastAsia"/>
-      <w:color w:themeColor="accent1" w:themeShade="BF" w:val="0F4761"/>
-      <w:sz w:val="28"/>
-      <w:szCs w:val="28"/>
-    </w:rPr>
-  </w:style>
-  <w:style w:customStyle="1" w:styleId="Heading4Char" w:type="character">
-    <w:name w:val="Heading 4 Char"/>
-    <w:basedOn w:val="DefaultParagraphFont"/>
-    <w:link w:val="Heading4"/>
-    <w:uiPriority w:val="9"/>
-    <w:semiHidden/>
-    <w:rsid w:val="00A10FD9"/>
-    <w:rPr>
-      <w:rFonts w:cstheme="majorBidi" w:eastAsiaTheme="majorEastAsia"/>
-      <w:i/>
-      <w:iCs/>
-      <w:color w:themeColor="accent1" w:themeShade="BF" w:val="0F4761"/>
-    </w:rPr>
-  </w:style>
-  <w:style w:customStyle="1" w:styleId="Heading5Char" w:type="character">
-    <w:name w:val="Heading 5 Char"/>
-    <w:basedOn w:val="DefaultParagraphFont"/>
-    <w:link w:val="Heading5"/>
-    <w:uiPriority w:val="9"/>
-    <w:semiHidden/>
-    <w:rsid w:val="00A10FD9"/>
-    <w:rPr>
-      <w:rFonts w:cstheme="majorBidi" w:eastAsiaTheme="majorEastAsia"/>
-      <w:color w:themeColor="accent1" w:themeShade="BF" w:val="0F4761"/>
-    </w:rPr>
-  </w:style>
-  <w:style w:customStyle="1" w:styleId="Heading6Char" w:type="character">
-    <w:name w:val="Heading 6 Char"/>
-    <w:basedOn w:val="DefaultParagraphFont"/>
-    <w:link w:val="Heading6"/>
-    <w:uiPriority w:val="9"/>
-    <w:semiHidden/>
-    <w:rsid w:val="00A10FD9"/>
-    <w:rPr>
-      <w:rFonts w:cstheme="majorBidi" w:eastAsiaTheme="majorEastAsia"/>
-      <w:i/>
-      <w:iCs/>
-      <w:color w:themeColor="text1" w:themeTint="A6" w:val="595959"/>
-    </w:rPr>
-  </w:style>
-  <w:style w:customStyle="1" w:styleId="Heading7Char" w:type="character">
-    <w:name w:val="Heading 7 Char"/>
-    <w:basedOn w:val="DefaultParagraphFont"/>
-    <w:link w:val="Heading7"/>
-    <w:uiPriority w:val="9"/>
-    <w:semiHidden/>
-    <w:rsid w:val="00A10FD9"/>
-    <w:rPr>
-      <w:rFonts w:cstheme="majorBidi" w:eastAsiaTheme="majorEastAsia"/>
-      <w:color w:themeColor="text1" w:themeTint="A6" w:val="595959"/>
-    </w:rPr>
-  </w:style>
-  <w:style w:customStyle="1" w:styleId="Heading8Char" w:type="character">
-    <w:name w:val="Heading 8 Char"/>
-    <w:basedOn w:val="DefaultParagraphFont"/>
-    <w:link w:val="Heading8"/>
-    <w:uiPriority w:val="9"/>
-    <w:semiHidden/>
-    <w:rsid w:val="00A10FD9"/>
-    <w:rPr>
-      <w:rFonts w:cstheme="majorBidi" w:eastAsiaTheme="majorEastAsia"/>
-      <w:i/>
-      <w:iCs/>
-      <w:color w:themeColor="text1" w:themeTint="D8" w:val="272727"/>
-    </w:rPr>
-  </w:style>
   <w:style w:customStyle="1" w:styleId="Heading9Char" w:type="character">
     <w:name w:val="Heading 9 Char"/>
     <w:basedOn w:val="DefaultParagraphFont"/>
@@ -751,6 +806,10 @@
       <w:spacing w:after="100" w:before="100"/>
       <w:ind w:firstLine="0" w:left="480" w:right="480"/>
     </w:pPr>
+    <w:rPr>
+      <w:rFonts w:ascii="Cambria" w:hAnsi="Cambria"/>
+      <w:color w:val="000000"/>
+    </w:rPr>
   </w:style>
   <w:style w:styleId="FootnoteText" w:type="paragraph">
     <w:name w:val="Footnote Text"/>
@@ -759,6 +818,10 @@
     <w:uiPriority w:val="9"/>
     <w:unhideWhenUsed/>
     <w:qFormat/>
+    <w:rPr>
+      <w:rFonts w:ascii="Cambria" w:hAnsi="Cambria"/>
+      <w:color w:val="000000"/>
+    </w:rPr>
   </w:style>
   <w:style w:styleId="FootnoteBlockText" w:type="paragraph">
     <w:name w:val="Footnote Block Text"/>
@@ -771,6 +834,10 @@
       <w:spacing w:after="100" w:before="100"/>
       <w:ind w:firstLine="0" w:left="480" w:right="480"/>
     </w:pPr>
+    <w:rPr>
+      <w:rFonts w:ascii="Cambria" w:hAnsi="Cambria"/>
+      <w:color w:val="000000"/>
+    </w:rPr>
   </w:style>
   <w:style w:default="1" w:styleId="DefaultParagraphFont" w:type="character">
     <w:name w:val="Default Paragraph Font"/>
@@ -793,13 +860,6 @@
       </w:tblCellMar>
     </w:tblPr>
     <w:tblStylePr w:type="firstRow">
-      <w:tblPr>
-        <w:jc w:val="left"/>
-        <w:tblInd w:type="dxa" w:w="0"/>
-      </w:tblPr>
-      <w:trPr>
-        <w:jc w:val="left"/>
-      </w:trPr>
       <w:tcPr>
         <w:tcBorders>
           <w:bottom w:val="single"/>
@@ -818,12 +878,18 @@
       <w:spacing w:after="0"/>
     </w:pPr>
     <w:rPr>
+      <w:rFonts w:ascii="Cambria" w:hAnsi="Cambria"/>
       <w:b/>
+      <w:color w:val="000000"/>
     </w:rPr>
   </w:style>
   <w:style w:customStyle="1" w:styleId="Definition" w:type="paragraph">
     <w:name w:val="Definition"/>
     <w:basedOn w:val="Normal"/>
+    <w:rPr>
+      <w:rFonts w:ascii="Cambria" w:hAnsi="Cambria"/>
+      <w:color w:val="000000"/>
+    </w:rPr>
   </w:style>
   <w:style w:styleId="Caption" w:type="paragraph">
     <w:name w:val="Caption"/>
@@ -833,7 +899,9 @@
       <w:spacing w:after="120" w:before="0"/>
     </w:pPr>
     <w:rPr>
+      <w:rFonts w:ascii="Cambria" w:hAnsi="Cambria"/>
       <w:i/>
+      <w:color w:val="000000"/>
     </w:rPr>
   </w:style>
   <w:style w:customStyle="1" w:styleId="TableCaption" w:type="paragraph">
@@ -842,14 +910,26 @@
     <w:pPr>
       <w:keepNext/>
     </w:pPr>
+    <w:rPr>
+      <w:rFonts w:ascii="Cambria" w:hAnsi="Cambria"/>
+      <w:color w:val="000000"/>
+    </w:rPr>
   </w:style>
   <w:style w:customStyle="1" w:styleId="ImageCaption" w:type="paragraph">
     <w:name w:val="Image Caption"/>
     <w:basedOn w:val="Caption"/>
+    <w:rPr>
+      <w:rFonts w:ascii="Cambria" w:hAnsi="Cambria"/>
+      <w:color w:val="000000"/>
+    </w:rPr>
   </w:style>
   <w:style w:customStyle="1" w:styleId="Figure" w:type="paragraph">
     <w:name w:val="Figure"/>
     <w:basedOn w:val="Normal"/>
+    <w:rPr>
+      <w:rFonts w:ascii="Cambria" w:hAnsi="Cambria"/>
+      <w:color w:val="000000"/>
+    </w:rPr>
   </w:style>
   <w:style w:customStyle="1" w:styleId="CaptionedFigure" w:type="paragraph">
     <w:name w:val="Captioned Figure"/>
@@ -857,6 +937,10 @@
     <w:pPr>
       <w:keepNext/>
     </w:pPr>
+    <w:rPr>
+      <w:rFonts w:ascii="Cambria" w:hAnsi="Cambria"/>
+      <w:color w:val="000000"/>
+    </w:rPr>
   </w:style>
   <w:style w:customStyle="1" w:styleId="BodyTextChar" w:type="character">
     <w:name w:val="Body Text Char"/>
@@ -901,10 +985,10 @@
       <w:outlineLvl w:val="9"/>
     </w:pPr>
     <w:rPr>
-      <w:rFonts w:asciiTheme="majorHAnsi" w:cstheme="majorBidi" w:eastAsiaTheme="majorEastAsia" w:hAnsiTheme="majorHAnsi"/>
+      <w:rFonts w:asciiTheme="majorHAnsi" w:cstheme="majorBidi" w:eastAsiaTheme="majorEastAsia" w:hAnsiTheme="majorHAnsi" w:ascii="Cambria" w:hAnsi="Cambria"/>
       <w:b w:val="0"/>
       <w:bCs w:val="0"/>
-      <w:color w:themeColor="accent1" w:themeShade="BF" w:val="365F91"/>
+      <w:color w:val="000000"/>
     </w:rPr>
   </w:style>
   <w:style w:type="paragraph" w:customStyle="1" w:styleId="SourceCode">
@@ -914,6 +998,10 @@
     <w:pPr>
       <w:wordWrap w:val="off"/>
     </w:pPr>
+    <w:rPr>
+      <w:rFonts w:ascii="Cambria" w:hAnsi="Cambria"/>
+      <w:color w:val="000000"/>
+    </w:rPr>
   </w:style>
   <w:style w:type="character" w:customStyle="1" w:styleId="KeywordTok">
     <w:name w:val="KeywordTok"/>
